--- a/05-content/articles/nalog-na-pribyl/RAZM-statya-5-nalog-na-pribyl.docx
+++ b/05-content/articles/nalog-na-pribyl/RAZM-statya-5-nalog-na-pribyl.docx
@@ -271,39 +271,39 @@
           <w:sz w:val="20"/>
           <w:szCs w:val="20"/>
         </w:rPr>
-        <w:t xml:space="preserve">【META TITLE: Как проверить бухгалтерию: инициативный аудит компании】</w:t>
-      </w:r>
-    </w:p>
-    <w:p>
-      <w:pPr>
-        <w:spacing w:after="60"/>
-      </w:pPr>
-      <w:r>
-        <w:rPr>
-          <w:rFonts w:ascii="Consolas" w:cs="Consolas" w:eastAsia="Consolas" w:hAnsi="Consolas"/>
-          <w:b w:val="false"/>
-          <w:bCs w:val="false"/>
-          <w:color w:val="806000"/>
-          <w:sz w:val="20"/>
-          <w:szCs w:val="20"/>
-        </w:rPr>
-        <w:t xml:space="preserve">【META DESCRIPTION: Зачем проверять работу бухгалтерии, как это сделать самому и что покажет инициативный аудит: виды, порядок проведения и ошибки, которые находят чаще всего.】</w:t>
-      </w:r>
-    </w:p>
-    <w:p>
-      <w:pPr>
-        <w:spacing w:after="60"/>
-      </w:pPr>
-      <w:r>
-        <w:rPr>
-          <w:rFonts w:ascii="Consolas" w:cs="Consolas" w:eastAsia="Consolas" w:hAnsi="Consolas"/>
-          <w:b w:val="false"/>
-          <w:bCs w:val="false"/>
-          <w:color w:val="806000"/>
-          <w:sz w:val="20"/>
-          <w:szCs w:val="20"/>
-        </w:rPr>
-        <w:t xml:space="preserve">【URL: /news/kak-proverit-svoyu-bukhgalteriyu/ — адрес прежний, не менять】</w:t>
+        <w:t xml:space="preserve">【META TITLE: Налог на прибыль в 2026 году: ставка, расчёт, декларация】</w:t>
+      </w:r>
+    </w:p>
+    <w:p>
+      <w:pPr>
+        <w:spacing w:after="60"/>
+      </w:pPr>
+      <w:r>
+        <w:rPr>
+          <w:rFonts w:ascii="Consolas" w:cs="Consolas" w:eastAsia="Consolas" w:hAnsi="Consolas"/>
+          <w:b w:val="false"/>
+          <w:bCs w:val="false"/>
+          <w:color w:val="806000"/>
+          <w:sz w:val="20"/>
+          <w:szCs w:val="20"/>
+        </w:rPr>
+        <w:t xml:space="preserve">【META DESCRIPTION: Как рассчитать налог на прибыль по ставке 25%: разбор на конкретном примере, какие доходы и расходы учитываются, сроки авансовых платежей и декларации.】</w:t>
+      </w:r>
+    </w:p>
+    <w:p>
+      <w:pPr>
+        <w:spacing w:after="60"/>
+      </w:pPr>
+      <w:r>
+        <w:rPr>
+          <w:rFonts w:ascii="Consolas" w:cs="Consolas" w:eastAsia="Consolas" w:hAnsi="Consolas"/>
+          <w:b w:val="false"/>
+          <w:bCs w:val="false"/>
+          <w:color w:val="806000"/>
+          <w:sz w:val="20"/>
+          <w:szCs w:val="20"/>
+        </w:rPr>
+        <w:t xml:space="preserve">【URL: оставить прежний — /news/nalog-na-pribyl-na-paltsakh/】</w:t>
       </w:r>
     </w:p>
     <w:p>
@@ -3855,7 +3855,7 @@
           <w:sz w:val="20"/>
           <w:szCs w:val="20"/>
         </w:rPr>
-        <w:t xml:space="preserve">Материал подготовлен при помощи ИИ, проверен экспертом 1+1 Еленой Хохловой.</w:t>
+        <w:t xml:space="preserve">Материал подготовлен при помощи ИИ, проверен экспертом 1+1 Мариной Даниловой.</w:t>
       </w:r>
     </w:p>
     <w:p>

--- a/05-content/articles/nalog-na-pribyl/RAZM-statya-5-nalog-na-pribyl.docx
+++ b/05-content/articles/nalog-na-pribyl/RAZM-statya-5-nalog-na-pribyl.docx
@@ -15,6 +15,86 @@
           <w:sz w:val="20"/>
           <w:szCs w:val="20"/>
         </w:rPr>
+        <w:t xml:space="preserve">【ЭТОТ ТЕКСТ ЗАМЕНЯЕТ СТАТЬЮ НА САЙТЕ: https://1-plus-1.ru/news/nalog-na-pribyl-na-paltsakh/】</w:t>
+      </w:r>
+    </w:p>
+    <w:p>
+      <w:pPr>
+        <w:spacing w:after="60"/>
+      </w:pPr>
+      <w:r>
+        <w:rPr>
+          <w:rFonts w:ascii="Consolas" w:cs="Consolas" w:eastAsia="Consolas" w:hAnsi="Consolas"/>
+          <w:b w:val="false"/>
+          <w:bCs w:val="false"/>
+          <w:color w:val="806000"/>
+          <w:sz w:val="20"/>
+          <w:szCs w:val="20"/>
+        </w:rPr>
+        <w:t xml:space="preserve">【Адрес страницы не меняется — публикуется на том же URL, поверх старого текста.】</w:t>
+      </w:r>
+    </w:p>
+    <w:p>
+      <w:pPr>
+        <w:spacing w:after="40"/>
+      </w:pPr>
+      <w:r>
+        <w:rPr>
+          <w:rFonts w:ascii="Times New Roman" w:cs="Times New Roman" w:eastAsia="Times New Roman" w:hAnsi="Times New Roman"/>
+          <w:b w:val="false"/>
+          <w:bCs w:val="false"/>
+          <w:color w:val="000000"/>
+          <w:sz w:val="20"/>
+          <w:szCs w:val="20"/>
+        </w:rPr>
+        <w:t xml:space="preserve"/>
+      </w:r>
+    </w:p>
+    <w:p>
+      <w:pPr>
+        <w:spacing w:after="60"/>
+      </w:pPr>
+      <w:r>
+        <w:rPr>
+          <w:rFonts w:ascii="Consolas" w:cs="Consolas" w:eastAsia="Consolas" w:hAnsi="Consolas"/>
+          <w:b w:val="false"/>
+          <w:bCs w:val="false"/>
+          <w:color w:val="806000"/>
+          <w:sz w:val="20"/>
+          <w:szCs w:val="20"/>
+        </w:rPr>
+        <w:t xml:space="preserve">──────────────────────────────────────────────────────────────────────</w:t>
+      </w:r>
+    </w:p>
+    <w:p>
+      <w:pPr>
+        <w:spacing w:after="40"/>
+      </w:pPr>
+      <w:r>
+        <w:rPr>
+          <w:rFonts w:ascii="Times New Roman" w:cs="Times New Roman" w:eastAsia="Times New Roman" w:hAnsi="Times New Roman"/>
+          <w:b w:val="false"/>
+          <w:bCs w:val="false"/>
+          <w:color w:val="000000"/>
+          <w:sz w:val="20"/>
+          <w:szCs w:val="20"/>
+        </w:rPr>
+        <w:t xml:space="preserve"/>
+      </w:r>
+    </w:p>
+    <w:p>
+      <w:pPr>
+        <w:spacing w:after="60"/>
+      </w:pPr>
+      <w:r>
+        <w:rPr>
+          <w:rFonts w:ascii="Consolas" w:cs="Consolas" w:eastAsia="Consolas" w:hAnsi="Consolas"/>
+          <w:b w:val="false"/>
+          <w:bCs w:val="false"/>
+          <w:color w:val="806000"/>
+          <w:sz w:val="20"/>
+          <w:szCs w:val="20"/>
+        </w:rPr>
         <w:t xml:space="preserve">ПАМЯТКА ДЛЯ РАЗМЕЩЕНИЯ</w:t>
       </w:r>
     </w:p>
@@ -3855,7 +3935,7 @@
           <w:sz w:val="20"/>
           <w:szCs w:val="20"/>
         </w:rPr>
-        <w:t xml:space="preserve">Материал подготовлен при помощи ИИ, проверен экспертом 1+1 Мариной Даниловой.</w:t>
+        <w:t xml:space="preserve">Материал подготовлен при помощи ИИ, проверен экспертом 1+1 Марией Кошляк.</w:t>
       </w:r>
     </w:p>
     <w:p>
